--- a/public/templates-clean/5. Anexa 2 - angajament de plata.docx
+++ b/public/templates-clean/5. Anexa 2 - angajament de plata.docx
@@ -806,7 +806,7 @@
           <w:sz w:val="22"/>
           <w:szCs w:val="22"/>
         </w:rPr>
-        <w:t>{BENEFICIAR_NUME} ELENA</w:t>
+        <w:t>{BENEFICIAR_NUME}</w:t>
       </w:r>
       <w:bookmarkStart w:id="5" w:name="_Hlk236235657"/>
       <w:r>
